--- a/defense/docs/reviews/official_reviewer_2_review_kz.docx
+++ b/defense/docs/reviews/official_reviewer_2_review_kz.docx
@@ -32,7 +32,7 @@
           <w:sz w:val="28"/>
           <w:u w:val="none"/>
         </w:rPr>
-        <w:t>8D06104 – «Есептеу техникасы және бағдарламалық жасақтама» білім беру бағдарламасы бойынша философия докторы (PhD) дәрежесін алу үшін ұсынылған «Көз түбі кескіндерін жақсарту және CNN арқылы жіктеу негізінде диабеттік ретинопатияны автоматтандырылған диагностикалау» тақырыбындағы Есмухамедов Нұрмағанбет Сейтқалиұлының диссертациялық жұмысына</w:t>
+        <w:t>8D06102 – «Компьютерлік және программалық инженерия» білім беру бағдарламасы бойынша философия докторы (PhD) дәрежесін алу үшін ұсынылған «Компьютерлік өңдеу жүйесі және көз түбі деректерін талдаумен диабеттік ретинопатияны емдеу кезіндегі лазерлік коагуляцияны қолдау» тақырыбындағы Есмухамедов Нұрмағанбет Сейтқалиұлының диссертациялық жұмысына</w:t>
       </w:r>
     </w:p>
     <w:tbl>
@@ -4824,7 +4824,7 @@
                 <w:sz w:val="28"/>
                 <w:u w:val="none"/>
               </w:rPr>
-              <w:t>Комитет алдында докторантқа философия докторы (PhD) дәрежесін беру туралы өтініш білдіру. Ізденуші Есмухамедов Нұрмағанбет Сейтқалиұлының «Көз түбі кескіндерін жақсарту және CNN арқылы жіктеу негізінде диабеттік ретинопатияны автоматтандырылған диагностикалау» тақырыбындағы диссертациялық жұмысы жоғары ғылыми деңгейде орындалған және оның өзектілігі, қойылған мақсаты мен міндеттері, ғылыми жаңалығы, тәжірибелік маңыздылығы жағынан «8D06104 – Есептеу техникасы және бағдарламалық жасақтама» білім беру бағдарламасы бойынша философия докторы (PhD) дәрежесін алуға лайықты деп санаймын.</w:t>
+              <w:t>Комитет алдында докторантқа философия докторы (PhD) дәрежесін беру туралы өтініш білдіру. Ізденуші Есмухамедов Нұрмағанбет Сейтқалиұлының «Компьютерлік өңдеу жүйесі және көз түбі деректерін талдаумен диабеттік ретинопатияны емдеу кезіндегі лазерлік коагуляцияны қолдау» тақырыбындағы диссертациялық жұмысы жоғары ғылыми деңгейде орындалған және оның өзектілігі, қойылған мақсаты мен міндеттері, ғылыми жаңалығы, тәжірибелік маңыздылығы жағынан «8D06102 – Компьютерлік және программалық инженерия» білім беру бағдарламасы бойынша философия докторы (PhD) дәрежесін алуға лайықты деп санаймын.</w:t>
             </w:r>
           </w:p>
         </w:tc>

--- a/defense/docs/reviews/official_reviewer_2_review_kz.docx
+++ b/defense/docs/reviews/official_reviewer_2_review_kz.docx
@@ -4728,7 +4728,7 @@
                 <w:sz w:val="28"/>
                 <w:u w:val="none"/>
               </w:rPr>
-              <w:t>, 2024, Т. 2, № 27-740.</w:t>
+              <w:t>, 2025, Т. 2, № 27-740.</w:t>
             </w:r>
           </w:p>
           <w:p>
@@ -4972,7 +4972,7 @@
           <w:sz w:val="28"/>
           <w:u w:val="none"/>
         </w:rPr>
-        <w:t>Омаров Б. С.</w:t>
+        <w:t>Омаров Батырхан Султанович</w:t>
       </w:r>
     </w:p>
     <w:sectPr>

--- a/defense/docs/reviews/official_reviewer_2_review_kz.docx
+++ b/defense/docs/reviews/official_reviewer_2_review_kz.docx
@@ -51,6 +51,10 @@
         <w:gridCol w:w="3642"/>
       </w:tblGrid>
       <w:tr>
+        <w:trPr>
+          <w:tblHeader/>
+          <w:cantSplit/>
+        </w:trPr>
         <w:tc>
           <w:tcPr>
             <w:tcW w:type="dxa" w:w="583"/>
@@ -141,6 +145,9 @@
         </w:tc>
       </w:tr>
       <w:tr>
+        <w:trPr>
+          <w:cantSplit/>
+        </w:trPr>
         <w:tc>
           <w:tcPr>
             <w:tcW w:type="dxa" w:w="583"/>
@@ -353,12 +360,15 @@
                 <w:sz w:val="28"/>
                 <w:u w:val="none"/>
               </w:rPr>
-              <w:t>Том зерттеудің мемлекеттік бюджеттен қаржыландырылмағанын және мемлекеттік бағдарлама аясында орындалмағанын мәлімдейді — мен мұны растаймын; мәлімделгені мандат емес, бағыттың сәйкестігі. Қолдану жағынан сәйкестік тығыз: диабеттік ретинопатия еңбекке қабілетті жастағы халық арасында алдын алуға болатын соқырлықтың жетекші себептерінің қатарына кіреді, ауылдық және шалғай өңірлердегі скрининг қамтуын камералардың бар-жоғы емес, офтальмологтардың саны шектейді, ал ұлттық электрондық денсаулық сақтау платформасы мұндай скрининг қызметі үшін табиғи интеграция нүктесі болып табылады.</w:t>
+              <w:t>Том зерттеудің мемлекеттік бюджеттен қаржыландырылмағанын және мемлекеттік бағдарлама аясында орындалмағанын мәлімдейді – мен мұны растаймын; мәлімделгені мандат емес, бағыттың сәйкестігі. Қолдану жағынан сәйкестік тығыз: диабеттік ретинопатия еңбекке қабілетті жастағы халық арасында алдын алуға болатын соқырлықтың жетекші себептерінің қатарына кіреді, ауылдық және шалғай өңірлердегі скрининг қамтуын камералардың бар-жоғы емес, офтальмологтардың саны шектейді, ал ұлттық электрондық денсаулық сақтау платформасы мұндай скрининг қызметі үшін табиғи интеграция нүктесі болып табылады.</w:t>
             </w:r>
           </w:p>
         </w:tc>
       </w:tr>
       <w:tr>
+        <w:trPr>
+          <w:cantSplit/>
+        </w:trPr>
         <w:tc>
           <w:tcPr>
             <w:tcW w:type="dxa" w:w="583"/>
@@ -499,12 +509,15 @@
                 <w:sz w:val="28"/>
                 <w:u w:val="none"/>
               </w:rPr>
-              <w:t>Сонымен қатар мұндай мінез-құлықты түсіндіру үшін әдетте тартылатын механизм — оқыту мен нысаналы таралулар арасындағы қашықтықтың қысқаруы — постулат ретінде алынбай өлшенеді: алдыңғы соңғы қабатта әрі нормалау көз домені статистикаларын пайдаланып, нысанада ешқашан қайта есептелмейтін міндетті шарт кезінде, сондықтан өлшенетін шама нысанаға бейімделген процедураның емес, алдын ала өңдеудің қасиеті болып қалады. Жұмыстың маңыздылығы дәл ашылған: том сыртқы нәтижелердің нені орнықтыратынын және сол айқындықпен нені орнықтырмайтынын мәлімдейді.</w:t>
+              <w:t>Сонымен қатар мұндай мінез-құлықты түсіндіру үшін әдетте тартылатын механизм – оқыту мен нысаналы таралулар арасындағы қашықтықтың қысқаруы – постулат ретінде алынбай өлшенеді: алдыңғы соңғы қабатта әрі нормалау көз домені статистикаларын пайдаланып, нысанада ешқашан қайта есептелмейтін міндетті шарт кезінде, сондықтан өлшенетін шама нысанаға бейімделген процедураның емес, алдын ала өңдеудің қасиеті болып қалады. Жұмыстың маңыздылығы дәл ашылған: том сыртқы нәтижелердің нені орнықтыратынын және сол айқындықпен нені орнықтырмайтынын мәлімдейді.</w:t>
             </w:r>
           </w:p>
         </w:tc>
       </w:tr>
       <w:tr>
+        <w:trPr>
+          <w:cantSplit/>
+        </w:trPr>
         <w:tc>
           <w:tcPr>
             <w:tcW w:type="dxa" w:w="583"/>
@@ -679,12 +692,15 @@
                 <w:sz w:val="28"/>
                 <w:u w:val="none"/>
               </w:rPr>
-              <w:t>Шынайы дербестікке — жақсы орындаушылыққа емес — мені екі жайт сендіреді. Біріншісі: біріктірілген тармақтың инициализациясына қолданылған қабылдау шлюзі — ізденуші алдын ала оқыту стратегиясын сеніммен қабылдаудың орнына, бәсекелес инициализацияларды мұздатылған backbone-мен сызықтық зонд арқылы тексерген және домен ішілік корпуста нөлден оқытылған, белгісіз өзін-өзі бақылайтын оқытудың шлюзден өте алмағанын әрі жіберілмегенін хабарлайды. Екіншісі: осы әдебиетте кең қолданылатын тұрақтылықтың үш өлшеміне ортақ ақауды аналитикалық түрде анықтауы; бұл тұжырым ізденушіні өз сыртқы нәтижелерін ұсынудың ыңғайлы тәсілінен айырады және қатаң сипаттамалы ретінде тікелей мәлімделген. Тақырып бойынша бес жарияланымның екеуінде ізденуші бірінші автор.</w:t>
+              <w:t>Шынайы дербестікке – жақсы орындаушылыққа емес – мені екі жайт сендіреді. Біріншісі: біріктірілген тармақтың инициализациясына қолданылған қабылдау шлюзі – ізденуші алдын ала оқыту стратегиясын сеніммен қабылдаудың орнына, бәсекелес инициализацияларды мұздатылған backbone-мен сызықтық зонд арқылы тексерген және домен ішілік корпуста нөлден оқытылған, белгісіз өзін-өзі бақылайтын оқытудың шлюзден өте алмағанын әрі жіберілмегенін хабарлайды. Екіншісі: осы әдебиетте кең қолданылатын тұрақтылықтың үш өлшеміне ортақ ақауды аналитикалық түрде анықтауы; бұл тұжырым ізденушіні өз сыртқы нәтижелерін ұсынудың ыңғайлы тәсілінен айырады және қатаң сипаттамалы ретінде тікелей мәлімделген. Тақырып бойынша бес жарияланымның екеуінде ізденуші бірінші автор.</w:t>
             </w:r>
           </w:p>
         </w:tc>
       </w:tr>
       <w:tr>
+        <w:trPr>
+          <w:cantSplit/>
+        </w:trPr>
         <w:tc>
           <w:tcPr>
             <w:tcW w:type="dxa" w:w="583"/>
@@ -885,12 +901,15 @@
                 <w:sz w:val="28"/>
                 <w:u w:val="none"/>
               </w:rPr>
-              <w:t>Өзектілік екі жақтан да — мамандар тапшы жағдайдағы скрининг қамтуының клиникалық қажеттілігінен және алдын ала өңдеуді тұжырымдаудағы әдіснамалық олқылықтан — негізделген, әрі екі жағы да жалпы үндеуге саймаған. Клиникалық бөлігі қызмет операторы танитын ұғымдармен берілген: симптомсыз ерте сатылар, диабетпен ауыратындардың өсіп келе жатқан саны және аспаптық емес, кадрлық тар жол. Әдіснамалық бөлігі нақты олқылықты атап, оны жабады.</w:t>
+              <w:t>Өзектілік екі жақтан да – мамандар тапшы жағдайдағы скрининг қамтуының клиникалық қажеттілігінен және алдын ала өңдеуді тұжырымдаудағы әдіснамалық олқылықтан – негізделген, әрі екі жағы да жалпы үндеуге саймаған. Клиникалық бөлігі қызмет операторы танитын ұғымдармен берілген: симптомсыз ерте сатылар, диабетпен ауыратындардың өсіп келе жатқан саны және аспаптық емес, кадрлық тар жол. Әдіснамалық бөлігі нақты олқылықты атап, оны жабады.</w:t>
             </w:r>
           </w:p>
         </w:tc>
       </w:tr>
       <w:tr>
+        <w:trPr>
+          <w:cantSplit/>
+        </w:trPr>
         <w:tc>
           <w:tcPr>
             <w:tcW w:type="dxa" w:w="583"/>
@@ -1009,6 +1028,9 @@
         </w:tc>
       </w:tr>
       <w:tr>
+        <w:trPr>
+          <w:cantSplit/>
+        </w:trPr>
         <w:tc>
           <w:tcPr>
             <w:tcW w:type="dxa" w:w="583"/>
@@ -1121,12 +1143,15 @@
                 <w:sz w:val="28"/>
                 <w:u w:val="none"/>
               </w:rPr>
-              <w:t>Мақсат пен алты міндет тақырыпқа да, бір-біріне де сәйкес: проблемалық саланы талдау, теориялық негіздер, әдіснаманы формализациялау, эксперименттік бағдарлама, сенімділік аппараты және скрининг жүйесінің архитектурасы. Соңғы міндет — техникалық диссертацияда сәндік күйде қалдыруға оңай міндет — олай қалмаған: архитектура алдыңғы тараулар белгілеген функционалдық және функционалдық емес талаптарға қарсы спецификацияланған.</w:t>
+              <w:t>Мақсат пен алты міндет тақырыпқа да, бір-біріне де сәйкес: проблемалық саланы талдау, теориялық негіздер, әдіснаманы формализациялау, эксперименттік бағдарлама, сенімділік аппараты және скрининг жүйесінің архитектурасы. Соңғы міндет – техникалық диссертацияда сәндік күйде қалдыруға оңай міндет – олай қалмаған: архитектура алдыңғы тараулар белгілеген функционалдық және функционалдық емес талаптарға қарсы спецификацияланған.</w:t>
             </w:r>
           </w:p>
         </w:tc>
       </w:tr>
       <w:tr>
+        <w:trPr>
+          <w:cantSplit/>
+        </w:trPr>
         <w:tc>
           <w:tcPr>
             <w:tcW w:type="dxa" w:w="583"/>
@@ -1239,12 +1264,15 @@
                 <w:sz w:val="28"/>
                 <w:u w:val="none"/>
               </w:rPr>
-              <w:t>Ішкі бірлікті тараулар тізбегі ғана емес, деректер архитектурасы да көтереді: сегіз корпус функционалдық деңгейлерге ұйымдастырылған, әр деңгей бір сұраққа жауап береді — негізгі оқыту мен абляция; жиынаралық тасымалдау; пиксел деңгейіндегі белгілеуге қатысты түсіндірілу; сыртқы клиникалық бағалау; аспаптар бойынша домендік ығысу; деректер тапшы режимде оқыту, — әрі бірде-бір корпус бұл тікелей көрсетілмей екі сұраққа тартылмайды. Бес камералық топтың екеуі сыртқы клиникалық корпустармен беттесетін жерде том мұны айтады және оларды тәуелсіз қайталау деп есептеуден бас тартады.</w:t>
+              <w:t>Ішкі бірлікті тараулар тізбегі ғана емес, деректер архитектурасы да көтереді: сегіз корпус функционалдық деңгейлерге ұйымдастырылған, әр деңгей бір сұраққа жауап береді – негізгі оқыту мен абляция; жиынаралық тасымалдау; пиксел деңгейіндегі белгілеуге қатысты түсіндірілу; сыртқы клиникалық бағалау; аспаптар бойынша домендік ығысу; деректер тапшы режимде оқыту, – әрі бірде-бір корпус бұл тікелей көрсетілмей екі сұраққа тартылмайды. Бес камералық топтың екеуі сыртқы клиникалық корпустармен беттесетін жерде том мұны айтады және оларды тәуелсіз қайталау деп есептеуден бас тартады.</w:t>
             </w:r>
           </w:p>
         </w:tc>
       </w:tr>
       <w:tr>
+        <w:trPr>
+          <w:cantSplit/>
+        </w:trPr>
         <w:tc>
           <w:tcPr>
             <w:tcW w:type="dxa" w:w="583"/>
@@ -1357,12 +1385,15 @@
                 <w:sz w:val="28"/>
                 <w:u w:val="none"/>
               </w:rPr>
-              <w:t>1 және 5-тараулардағы сыни талдау авторға тиесілі: бар жүйелер салыстырылған, шектеулері дәлелденген, ал жұмыстың өзі олардың контексіне саналы түрде рангіленбей қойылған, өйткені салыстырылатын жазбалардың ешқандай екеуі есептің қойылымы, корпусы, эталондық стандарты мен метрикасы бойынша бір мезгілде сәйкес келмейді. Дәл сол тәртіп өз өлшемдеріне де таралған: кең қолданылатын үш тұрақтылық өлшемі аналитикалық талданып, оларға ортақ құрылымдық ақау табылған — бұл саланың нәтижелерін емес, құралдарын сыни бағалау.</w:t>
+              <w:t>1 және 5-тараулардағы сыни талдау авторға тиесілі: бар жүйелер салыстырылған, шектеулері дәлелденген, ал жұмыстың өзі олардың контексіне саналы түрде рангіленбей қойылған, өйткені салыстырылатын жазбалардың ешқандай екеуі есептің қойылымы, корпусы, эталондық стандарты мен метрикасы бойынша бір мезгілде сәйкес келмейді. Дәл сол тәртіп өз өлшемдеріне де таралған: кең қолданылатын үш тұрақтылық өлшемі аналитикалық талданып, оларға ортақ құрылымдық ақау табылған – бұл саланың нәтижелерін емес, құралдарын сыни бағалау.</w:t>
             </w:r>
           </w:p>
         </w:tc>
       </w:tr>
       <w:tr>
+        <w:trPr>
+          <w:cantSplit/>
+        </w:trPr>
         <w:tc>
           <w:tcPr>
             <w:tcW w:type="dxa" w:w="583"/>
@@ -1535,7 +1566,7 @@
                 <w:sz w:val="28"/>
                 <w:u w:val="none"/>
               </w:rPr>
-              <w:t>Томда мәлімделген он екі жаңалық элементінің ішінен мыналарды ең елеулі деп санаймын. «Назар–ошақ» қабаттасуы метрикасы — түсіндірілудің бастапқы әрі әдейі асимметриялы өлшемі: ол сарапшы белгілеген ошақтың модель назарымен қамтылған үлесін хабарлайды, ал скринингтік оқырманды қызықтыратын шама дәл сол, әрі оны симметриялы Intersection-over-Union екінші тексеру ретінде толықтырады; том метриканың нені орнықтыратынын — модель дәлелінің сараптамалық белгілеумен үйлесімін — ұқыпты сипаттайды және мұны патологияны локализациялау деп атамайды. Алты сыртқы корпуста алдыңғы соңғы қабатта «көз–нысана» қашықтығын тек тура өтулердің құнымен тікелей өлшеу, әрі өлшемнің теріске шығарылу мүмкіндігі оны орындауға дейін тіркелген: конвейердің екі кезеңі құрылымы бойынша көз доменіне байланған, сондықтан нәтиженің керісінше шығуы риторикалық емес, нақты мүмкіндік болатын. Конвейердің төрт өндірушінің камераларын қамтитын деңгейлік көп корпусты әрі көп аспапты архитектурада валидациялануы, мұнда көп ауруға арналған таксономияларда белгіленген корпустар тек диабеттік ретинопатия белгілерінің көзі ретінде пайдаланылады. Деградация шамасына, жалпылау коэффициенті мен ұстап қалу коэффициентіне ортақ құрылымдық ақауды аналитикалық түрде анықтау. Және модельдің компоненті ретінде формализацияланған 8 кезеңді конвейердің өзі, онда көру өрісінің маскасы желіге 4-кіріс арна ретінде беріледі.</w:t>
+              <w:t>Томда мәлімделген он екі жаңалық элементінің ішінен мыналарды ең елеулі деп санаймын. «Назар–ошақ» қабаттасуы метрикасы – түсіндірілудің бастапқы әрі әдейі асимметриялы өлшемі: ол сарапшы белгілеген ошақтың модель назарымен қамтылған үлесін хабарлайды, ал скринингтік оқырманды қызықтыратын шама дәл сол, әрі оны симметриялы Intersection-over-Union екінші тексеру ретінде толықтырады; том метриканың нені орнықтыратынын – модель дәлелінің сараптамалық белгілеумен үйлесімін – ұқыпты сипаттайды және мұны патологияны локализациялау деп атамайды. Алты сыртқы корпуста алдыңғы соңғы қабатта «көз–нысана» қашықтығын тек тура өтулердің құнымен тікелей өлшеу, әрі өлшемнің теріске шығарылу мүмкіндігі оны орындауға дейін тіркелген: конвейердің екі кезеңі құрылымы бойынша көз доменіне байланған, сондықтан нәтиженің керісінше шығуы риторикалық емес, нақты мүмкіндік болатын. Конвейердің төрт өндірушінің камераларын қамтитын деңгейлік көп корпусты әрі көп аспапты архитектурада валидациялануы, мұнда көп ауруға арналған таксономияларда белгіленген корпустар тек диабеттік ретинопатия белгілерінің көзі ретінде пайдаланылады. Деградация шамасына, жалпылау коэффициенті мен ұстап қалу коэффициентіне ортақ құрылымдық ақауды аналитикалық түрде анықтау. Және модельдің компоненті ретінде формализацияланған 8 кезеңді конвейердің өзі, онда көру өрісінің маскасы желіге 4-кіріс арна ретінде беріледі.</w:t>
             </w:r>
           </w:p>
           <w:p>
@@ -1551,12 +1582,15 @@
                 <w:sz w:val="28"/>
                 <w:u w:val="none"/>
               </w:rPr>
-              <w:t>Екі үлес ниет бойынша эмпирикалық емес, том оларды солай жариялайды: лазерлік әсердің байланысқан термооптикалық моделі — теориялық және есептеу үлесі, скрининг жүйесінің архитектурасы — жобалық үлес.</w:t>
+              <w:t>Екі үлес ниет бойынша эмпирикалық емес, том оларды солай жариялайды: лазерлік әсердің байланысқан термооптикалық моделі – теориялық және есептеу үлесі, скрининг жүйесінің архитектурасы – жобалық үлес.</w:t>
             </w:r>
           </w:p>
         </w:tc>
       </w:tr>
       <w:tr>
+        <w:trPr>
+          <w:cantSplit/>
+        </w:trPr>
         <w:tc>
           <w:tcPr>
             <w:tcW w:type="dxa" w:w="583"/>
@@ -1669,12 +1703,15 @@
                 <w:sz w:val="28"/>
                 <w:u w:val="none"/>
               </w:rPr>
-              <w:t>Қолдану үшін ең маңызды қорытындылар жаңа. Біріктірілген конфигурацияда топаралық сапа шашырауының қысқаруы және ең үлкен өсімнің ең әлсіз камералық топқа тиюі — бұл сапа таралуының орташасы емес, пішіні туралы қорытынды, ал скрининг қызметінің бере алатын уәдесін дәл пішін айқындайды. «Көз–нысана» қашықтығының қысқаруы барлық жерде бар, ал оның шамасы ешқандай сапа өсімін қадағаламайды деген қорытынды механизмге сілтеме жасаудың шегін белгілейді, әрі том оны өз мүддесіне қарсы жасайды.</w:t>
+              <w:t>Қолдану үшін ең маңызды қорытындылар жаңа. Біріктірілген конфигурацияда топаралық сапа шашырауының қысқаруы және ең үлкен өсімнің ең әлсіз камералық топқа тиюі – бұл сапа таралуының орташасы емес, пішіні туралы қорытынды, ал скрининг қызметінің бере алатын уәдесін дәл пішін айқындайды. «Көз–нысана» қашықтығының қысқаруы барлық жерде бар, ал оның шамасы ешқандай сапа өсімін қадағаламайды деген қорытынды механизмге сілтеме жасаудың шегін белгілейді, әрі том оны өз мүддесіне қарсы жасайды.</w:t>
             </w:r>
           </w:p>
         </w:tc>
       </w:tr>
       <w:tr>
+        <w:trPr>
+          <w:cantSplit/>
+        </w:trPr>
         <w:tc>
           <w:tcPr>
             <w:tcW w:type="dxa" w:w="583"/>
@@ -1787,12 +1824,15 @@
                 <w:sz w:val="28"/>
                 <w:u w:val="none"/>
               </w:rPr>
-              <w:t>Ұсынылған скрининг жүйесінің архитектурасы — жаңа технологиялық және басқару шешімі: бапталатын алдын ала өңдеу қозғалтқышы, инференс модулі, үзікті байланысқа арналған store-and-forward режиміндегі телемедицина, «дәрігер-контурда» шешім қабылдауды қолдау, PACS/EHR жүйелерімен және ұлттық электрондық денсаулық сақтау платформасымен интеграция. Ол мәлімделген функционалдық және функционалдық емес талаптарға әрі өңірлік мекеменің қолы жететін есептеу контурына қарсы негізделген және іске асырылған жүйе емес, жобалық спецификация ретінде ұсынылады.</w:t>
+              <w:t>Ұсынылған скрининг жүйесінің архитектурасы – жаңа технологиялық және басқару шешімі: бапталатын алдын ала өңдеу қозғалтқышы, инференс модулі, үзікті байланысқа арналған store-and-forward режиміндегі телемедицина, «дәрігер-контурда» шешім қабылдауды қолдау, PACS/EHR жүйелерімен және ұлттық электрондық денсаулық сақтау платформасымен интеграция. Ол мәлімделген функционалдық және функционалдық емес талаптарға әрі өңірлік мекеменің қолы жететін есептеу контурына қарсы негізделген және іске асырылған жүйе емес, жобалық спецификация ретінде ұсынылады.</w:t>
             </w:r>
           </w:p>
         </w:tc>
       </w:tr>
       <w:tr>
+        <w:trPr>
+          <w:cantSplit/>
+        </w:trPr>
         <w:tc>
           <w:tcPr>
             <w:tcW w:type="dxa" w:w="583"/>
@@ -1913,12 +1953,15 @@
                 <w:sz w:val="28"/>
                 <w:u w:val="none"/>
               </w:rPr>
-              <w:t>Гипотезаларды тексеру McNemar мен DeLong тестілерімен, көп салыстыруға түзету Holm/Bonferroni бойынша, фолдтар бойынша өзгергіштік аралас әсерлермен модельденген. Критерийлер оларды тексерген эксперименттерге дейін бекітілген — нәтижелерді сипаттама емес, тексеру ретінде оқуға мүмкіндік беретін нәрсе дәл осы. Критерийден екі тармақ та өтетін жерде — тасымалдау экспериментіндегі жалпылау табалдырығы мен аспаптар экспериментіндегі ұстап қалу табалдырығы сияқты — том мұны айтады және дәлелді табалдырыққа емес, салыстыруға орналастырады. Бұл оқу дұрыс, ал оны автордың өзі жасауы қалғанына деген сенімімді нығайтады.</w:t>
+              <w:t>Гипотезаларды тексеру McNemar мен DeLong тестілерімен, көп салыстыруға түзету Holm/Bonferroni бойынша, фолдтар бойынша өзгергіштік аралас әсерлермен модельденген. Критерийлер оларды тексерген эксперименттерге дейін бекітілген – нәтижелерді сипаттама емес, тексеру ретінде оқуға мүмкіндік беретін нәрсе дәл осы. Критерийден екі тармақ та өтетін жерде – тасымалдау экспериментіндегі жалпылау табалдырығы мен аспаптар экспериментіндегі ұстап қалу табалдырығы сияқты – том мұны айтады және дәлелді табалдырыққа емес, салыстыруға орналастырады. Бұл оқу дұрыс, ал оны автордың өзі жасауы қалғанына деген сенімімді нығайтады.</w:t>
             </w:r>
           </w:p>
         </w:tc>
       </w:tr>
       <w:tr>
+        <w:trPr>
+          <w:cantSplit/>
+        </w:trPr>
         <w:tc>
           <w:tcPr>
             <w:tcW w:type="dxa" w:w="583"/>
@@ -2322,7 +2365,7 @@
                 <w:sz w:val="28"/>
                 <w:u w:val="none"/>
               </w:rPr>
-              <w:t xml:space="preserve"> Алдын ала өңдеу диагностикалық модельдің компоненті ретінде — «ұштан-ұшқа» парадигмадан біріктірілген парадигмаға қайта пайымдау.</w:t>
+              <w:t xml:space="preserve"> Алдын ала өңдеу диагностикалық модельдің компоненті ретінде – «ұштан-ұшқа» парадигмадан біріктірілген парадигмаға қайта пайымдау.</w:t>
             </w:r>
           </w:p>
           <w:p>
@@ -2360,6 +2403,9 @@
         </w:tc>
       </w:tr>
       <w:tr>
+        <w:trPr>
+          <w:cantSplit/>
+        </w:trPr>
         <w:tc>
           <w:tcPr>
             <w:tcW w:type="dxa" w:w="583"/>
@@ -2447,6 +2493,9 @@
         </w:tc>
       </w:tr>
       <w:tr>
+        <w:trPr>
+          <w:cantSplit/>
+        </w:trPr>
         <w:tc>
           <w:tcPr>
             <w:tcW w:type="dxa" w:w="583"/>
@@ -2534,6 +2583,9 @@
         </w:tc>
       </w:tr>
       <w:tr>
+        <w:trPr>
+          <w:cantSplit/>
+        </w:trPr>
         <w:tc>
           <w:tcPr>
             <w:tcW w:type="dxa" w:w="583"/>
@@ -2621,6 +2673,9 @@
         </w:tc>
       </w:tr>
       <w:tr>
+        <w:trPr>
+          <w:cantSplit/>
+        </w:trPr>
         <w:tc>
           <w:tcPr>
             <w:tcW w:type="dxa" w:w="583"/>
@@ -2708,6 +2763,9 @@
         </w:tc>
       </w:tr>
       <w:tr>
+        <w:trPr>
+          <w:cantSplit/>
+        </w:trPr>
         <w:tc>
           <w:tcPr>
             <w:tcW w:type="dxa" w:w="583"/>
@@ -2795,6 +2853,9 @@
         </w:tc>
       </w:tr>
       <w:tr>
+        <w:trPr>
+          <w:cantSplit/>
+        </w:trPr>
         <w:tc>
           <w:tcPr>
             <w:tcW w:type="dxa" w:w="583"/>
@@ -2876,12 +2937,15 @@
                 <w:sz w:val="28"/>
                 <w:u w:val="none"/>
               </w:rPr>
-              <w:t>Аннотацияланған төрт ошақ түрінің бәрінде, екі өлшем бойынша да әрі назар табалдырығы бойынша орнықты. Бұл — үйлесімділік, клиникалық локализация емес, бір корпуста және бір фолдта, әрі клиникалық корпустағы сапалық зерттеу орындалған жоқ.</w:t>
+              <w:t>Аннотацияланған төрт ошақ түрінің бәрінде, екі өлшем бойынша да әрі назар табалдырығы бойынша орнықты. Бұл – үйлесімділік, клиникалық локализация емес, бір корпуста және бір фолдта, әрі клиникалық корпустағы сапалық зерттеу орындалған жоқ.</w:t>
             </w:r>
           </w:p>
         </w:tc>
       </w:tr>
       <w:tr>
+        <w:trPr>
+          <w:cantSplit/>
+        </w:trPr>
         <w:tc>
           <w:tcPr>
             <w:tcW w:type="dxa" w:w="583"/>
@@ -2963,12 +3027,15 @@
                 <w:sz w:val="28"/>
                 <w:u w:val="none"/>
               </w:rPr>
-              <w:t>Бес топтың бәрі екі тармақта да ұстап қалу табалдырығынан өтеді, ал мазмұндық нәтиже — weighted F1 бойынша топаралық шашыраудың 0,0306-дан 0,0130-ға дейін қысқаруы, аралығы нөлді қамтымайды, әрі ең үлкен өсім ең әлсіз топқа тиесілі. Бес топтың екеуі — сыртқы клиникалық корпустардың өздері, үшеуі бір құрылғыны емес, бірнеше камера моделін біріктіреді, әрі бұның ешқайсысы құрылғыларды сертификаттауды құрамайды.</w:t>
+              <w:t>Бес топтың бәрі екі тармақта да ұстап қалу табалдырығынан өтеді, ал мазмұндық нәтиже – weighted F1 бойынша топаралық шашыраудың 0,0306-дан 0,0130-ға дейін қысқаруы, аралығы нөлді қамтымайды, әрі ең үлкен өсім ең әлсіз топқа тиесілі. Бес топтың екеуі – сыртқы клиникалық корпустардың өздері, үшеуі бір құрылғыны емес, бірнеше камера моделін біріктіреді, әрі бұның ешқайсысы құрылғыларды сертификаттауды құрамайды.</w:t>
             </w:r>
           </w:p>
         </w:tc>
       </w:tr>
       <w:tr>
+        <w:trPr>
+          <w:cantSplit/>
+        </w:trPr>
         <w:tc>
           <w:tcPr>
             <w:tcW w:type="dxa" w:w="583"/>
@@ -3056,6 +3123,9 @@
         </w:tc>
       </w:tr>
       <w:tr>
+        <w:trPr>
+          <w:cantSplit/>
+        </w:trPr>
         <w:tc>
           <w:tcPr>
             <w:tcW w:type="dxa" w:w="583"/>
@@ -3143,6 +3213,9 @@
         </w:tc>
       </w:tr>
       <w:tr>
+        <w:trPr>
+          <w:cantSplit/>
+        </w:trPr>
         <w:tc>
           <w:tcPr>
             <w:tcW w:type="dxa" w:w="583"/>
@@ -3246,6 +3319,9 @@
         </w:tc>
       </w:tr>
       <w:tr>
+        <w:trPr>
+          <w:cantSplit/>
+        </w:trPr>
         <w:tc>
           <w:tcPr>
             <w:tcW w:type="dxa" w:w="583"/>
@@ -3430,12 +3506,15 @@
                 <w:sz w:val="28"/>
                 <w:u w:val="none"/>
               </w:rPr>
-              <w:t>Әдістерді таңдау балама болған әрбір нүктеде негізделген, ал сипаттама қайталауға жеткілікті егжей-тегжейлі: backbone архитектуралары мен оларды оқыту режимі, loss функциясы мен оның салмақталуы, кіріс ажыратымдылығы, фолдтарды құру және оқыту корпусынан тыс келетін кескіндерді қабылдаудың айқын хаттамасы — соңғысы енгізу тәуелді болатын әрі көбіне спецификацияланбай қалатын элемент.</w:t>
+              <w:t>Әдістерді таңдау балама болған әрбір нүктеде негізделген, ал сипаттама қайталауға жеткілікті егжей-тегжейлі: backbone архитектуралары мен оларды оқыту режимі, loss функциясы мен оның салмақталуы, кіріс ажыратымдылығы, фолдтарды құру және оқыту корпусынан тыс келетін кескіндерді қабылдаудың айқын хаттамасы – соңғысы енгізу тәуелді болатын әрі көбіне спецификацияланбай қалатын элемент.</w:t>
             </w:r>
           </w:p>
         </w:tc>
       </w:tr>
       <w:tr>
+        <w:trPr>
+          <w:cantSplit/>
+        </w:trPr>
         <w:tc>
           <w:tcPr>
             <w:tcW w:type="dxa" w:w="583"/>
@@ -3532,12 +3611,15 @@
                 <w:sz w:val="28"/>
                 <w:u w:val="none"/>
               </w:rPr>
-              <w:t>Әдістер заманауи әрі орынды: бес класты дәрежелеу кезінде екі қалыптасқан backbone тұқымдасында конволюциялық жіктеу, класс теңгерімсіздігін өтеу үшін жиілікке кері салмақты Focal Loss, 512 × 512 кіріс, пациент деңгейінде стратификацияланған фолдтар, пиксел деңгейіндегі белгілеуге қатысты градиенттік назар талдауы және алдыңғы соңғы қабат белгілері бойынша таралымдық өлшем. Эмпирикалық база корпус сайын, түсіру құрылғысы мен функциясы көрсетіліп құжатталған, ал көп ауруға арналған таксономияларда белгіленген корпустар тек диабеттік ретинопатия белгілерінің көзі ретінде пайдаланылады — аспаптық ығысу нәтижелерінің валидтілігі үшін маңызды бұл шектеу сақталған.</w:t>
+              <w:t>Әдістер заманауи әрі орынды: бес класты дәрежелеу кезінде екі қалыптасқан backbone тұқымдасында конволюциялық жіктеу, класс теңгерімсіздігін өтеу үшін жиілікке кері салмақты Focal Loss, 512 × 512 кіріс, пациент деңгейінде стратификацияланған фолдтар, пиксел деңгейіндегі белгілеуге қатысты градиенттік назар талдауы және алдыңғы соңғы қабат белгілері бойынша таралымдық өлшем. Эмпирикалық база корпус сайын, түсіру құрылғысы мен функциясы көрсетіліп құжатталған, ал көп ауруға арналған таксономияларда белгіленген корпустар тек диабеттік ретинопатия белгілерінің көзі ретінде пайдаланылады – аспаптық ығысу нәтижелерінің валидтілігі үшін маңызды бұл шектеу сақталған.</w:t>
             </w:r>
           </w:p>
         </w:tc>
       </w:tr>
       <w:tr>
+        <w:trPr>
+          <w:cantSplit/>
+        </w:trPr>
         <w:tc>
           <w:tcPr>
             <w:tcW w:type="dxa" w:w="583"/>
@@ -3634,12 +3716,15 @@
                 <w:sz w:val="28"/>
                 <w:u w:val="none"/>
               </w:rPr>
-              <w:t>Теориялық тұжырымдар мәлімдеме күйінде қалмай, эксперименттік расталады: абляция бірыңғай инициализация кезінде +0,0655 домен ішілік өсімнің бүкілін қайта жаңғыртады, свиптер өз оптимумдарын бөлек қалдырылған деректерде растайды, ал кескін сапасы жіктеуіштен тәуелсіз контраст/шу қатынасымен, энтропиямен және SSIM-мен дәлелденеді. Механистік тұжырым да сол рухта расталады — алты корпуста тікелей өлшенеді, содан кейін өлшем одан артығын қолдамағанда бағыт туралы мәлімдемемен шектеледі.</w:t>
+              <w:t>Теориялық тұжырымдар мәлімдеме күйінде қалмай, эксперименттік расталады: абляция бірыңғай инициализация кезінде +0,0655 домен ішілік өсімнің бүкілін қайта жаңғыртады, свиптер өз оптимумдарын бөлек қалдырылған деректерде растайды, ал кескін сапасы жіктеуіштен тәуелсіз контраст/шу қатынасымен, энтропиямен және SSIM-мен дәлелденеді. Механистік тұжырым да сол рухта расталады – алты корпуста тікелей өлшенеді, содан кейін өлшем одан артығын қолдамағанда бағыт туралы мәлімдемемен шектеледі.</w:t>
             </w:r>
           </w:p>
         </w:tc>
       </w:tr>
       <w:tr>
+        <w:trPr>
+          <w:cantSplit/>
+        </w:trPr>
         <w:tc>
           <w:tcPr>
             <w:tcW w:type="dxa" w:w="583"/>
@@ -3720,6 +3805,9 @@
         </w:tc>
       </w:tr>
       <w:tr>
+        <w:trPr>
+          <w:cantSplit/>
+        </w:trPr>
         <w:tc>
           <w:tcPr>
             <w:tcW w:type="dxa" w:w="583"/>
@@ -3794,7 +3882,7 @@
                 <w:sz w:val="28"/>
                 <w:u w:val="none"/>
               </w:rPr>
-              <w:t>107 атаудан тұратын дереккөздер тізімі жеткілікті әрі пәнге сай.</w:t>
+              <w:t>99 атаудан тұратын дереккөздер тізімі жеткілікті әрі пәнге сай.</w:t>
             </w:r>
           </w:p>
           <w:p>
@@ -3810,12 +3898,15 @@
                 <w:sz w:val="28"/>
                 <w:u w:val="none"/>
               </w:rPr>
-              <w:t>Том сондай-ақ өз аппаратының үш шектеуін мәлімдейді — көп салыстыруға түзетудің бір эксперимент шеңберімен шектелуін, бірқатар бағалаудың бір фолдтық негізін және қайта таратуға жатпайтын клиникалық корпусты, соның салдарынан бір нәтиженің сырттай қайталанбауын, — әрі өзі өлшеп, келтіретін калибрлеуді клиникалық шешімдер сенімділігінің қандай да бір кепілінен ажыратады. Осы мәлімдемелердің болуы жұмыс дәйектілігіне берген бағамды төмендетпейді, керісінше көтереді.</w:t>
+              <w:t>Том сондай-ақ өз аппаратының үш шектеуін мәлімдейді – көп салыстыруға түзетудің бір эксперимент шеңберімен шектелуін, бірқатар бағалаудың бір фолдтық негізін және қайта таратуға жатпайтын клиникалық корпусты, соның салдарынан бір нәтиженің сырттай қайталанбауын, – әрі өзі өлшеп, келтіретін калибрлеуді клиникалық шешімдер сенімділігінің қандай да бір кепілінен ажыратады. Осы мәлімдемелердің болуы жұмыс дәйектілігіне берген бағамды төмендетпейді, керісінше көтереді.</w:t>
             </w:r>
           </w:p>
         </w:tc>
       </w:tr>
       <w:tr>
+        <w:trPr>
+          <w:cantSplit/>
+        </w:trPr>
         <w:tc>
           <w:tcPr>
             <w:tcW w:type="dxa" w:w="583"/>
@@ -3978,6 +4069,9 @@
         </w:tc>
       </w:tr>
       <w:tr>
+        <w:trPr>
+          <w:cantSplit/>
+        </w:trPr>
         <w:tc>
           <w:tcPr>
             <w:tcW w:type="dxa" w:w="583"/>
@@ -4074,12 +4168,15 @@
                 <w:sz w:val="28"/>
                 <w:u w:val="none"/>
               </w:rPr>
-              <w:t>Практикалық құндылық, менің пайымдауымша, жұмыстың ең күшті жағы, әрі ол сирек қатар кездесетін екі жайтқа сүйенеді. Біріншісі — конвейер толық спецификацияланған: кезең-кезеңімен, операторларымен, параметрлерімен және қолданылу тәртібімен, іске асырылуы қосымшада, әрі өңірлік мекеменің қолы жететін контурға сыяды: 12 ГБ жалғыз үдеткіш, пакет өлшемі 16, кіріс 512 × 512. Екіншісі — оның мінез-құлқы оқыту доменінен тыс, сыртқы клиникалық корпустарда және камералық топтар бойынша сипатталған, ал енгізуді қарастырар алдында қызмет операторына қажет дәлел дәл осы; бұл ретте сапаның топаралық шашырауының қысқаруы орташа өсімнен операциялық тұрғыда құндырақ, өйткені скрининг қызметінің сапасын ең әлсіз камералық топ айқындайды.</w:t>
+              <w:t>Практикалық құндылық, менің пайымдауымша, жұмыстың ең күшті жағы, әрі ол сирек қатар кездесетін екі жайтқа сүйенеді. Біріншісі – конвейер толық спецификацияланған: кезең-кезеңімен, операторларымен, параметрлерімен және қолданылу тәртібімен, іске асырылуы қосымшада, әрі өңірлік мекеменің қолы жететін контурға сыяды: 12 ГБ жалғыз үдеткіш, пакет өлшемі 16, кіріс 512 × 512. Екіншісі – оның мінез-құлқы оқыту доменінен тыс, сыртқы клиникалық корпустарда және камералық топтар бойынша сипатталған, ал енгізуді қарастырар алдында қызмет операторына қажет дәлел дәл осы; бұл ретте сапаның топаралық шашырауының қысқаруы орташа өсімнен операциялық тұрғыда құндырақ, өйткені скрининг қызметінің сапасын ең әлсіз камералық топ айқындайды.</w:t>
             </w:r>
           </w:p>
         </w:tc>
       </w:tr>
       <w:tr>
+        <w:trPr>
+          <w:cantSplit/>
+        </w:trPr>
         <w:tc>
           <w:tcPr>
             <w:tcW w:type="dxa" w:w="583"/>
@@ -4192,12 +4289,15 @@
                 <w:sz w:val="28"/>
                 <w:u w:val="none"/>
               </w:rPr>
-              <w:t>Модульдік архитектура — бапталатын алдын ала өңдеу қозғалтқышы, инференс модулі, үзікті байланысқа арналған store-and-forward телемедицинасы, «дәрігер-контурда» шешім қабылдауды қолдау, PACS/EHR және ұлттық электрондық денсаулық сақтау платформасымен интеграция — Қазақстанның ауылдық және шалғай өңірлеріндегі скринингке тікелей қолданылады әрі тұтастай жаңа. Дегенмен бұл — жобалық спецификация: прототип іске асырылмаған, клиникалық жағдайда енгізу сыналмаған, деректерді қорғау ережелері сертификатталған сәйкестік емес, жоба бойынша сәйкестік, ал жүйе диагноз бен жауапкершілік дәрігерде қалатын шешім қабылдауды қолдау ретінде ойластырылған. Параметр мәндері олар бекітілген корпустардың қасиеттері әрі жаңа түсіру жағдайлары үшін қайта анықтауды талап етеді.</w:t>
+              <w:t>Модульдік архитектура – бапталатын алдын ала өңдеу қозғалтқышы, инференс модулі, үзікті байланысқа арналған store-and-forward телемедицинасы, «дәрігер-контурда» шешім қабылдауды қолдау, PACS/EHR және ұлттық электрондық денсаулық сақтау платформасымен интеграция – Қазақстанның ауылдық және шалғай өңірлеріндегі скринингке тікелей қолданылады әрі тұтастай жаңа. Дегенмен бұл – жобалық спецификация: прототип іске асырылмаған, клиникалық жағдайда енгізу сыналмаған, деректерді қорғау ережелері сертификатталған сәйкестік емес, жоба бойынша сәйкестік, ал жүйе диагноз бен жауапкершілік дәрігерде қалатын шешім қабылдауды қолдау ретінде ойластырылған. Параметр мәндері олар бекітілген корпустардың қасиеттері әрі жаңа түсіру жағдайлары үшін қайта анықтауды талап етеді.</w:t>
             </w:r>
           </w:p>
         </w:tc>
       </w:tr>
       <w:tr>
+        <w:trPr>
+          <w:cantSplit/>
+        </w:trPr>
         <w:tc>
           <w:tcPr>
             <w:tcW w:type="dxa" w:w="583"/>
@@ -4356,7 +4456,7 @@
                 <w:sz w:val="28"/>
                 <w:u w:val="none"/>
               </w:rPr>
-              <w:t>Том 265 бетте баяндалған, 42 кесте, 26 сурет және екі сызбадан тұрады әрі 107 дереккөзге сүйенеді; белгілеулер біркелкі, қысқартулар жеке тізілімде жарияланған, суреттер оқылымды және құжат бойынша орналасу ретімен нөмірленген, ресімделуі қолданыстағы мемлекеттік стандартқа сәйкес.</w:t>
+              <w:t>Том 117 бетте баяндалған, 19 кесте, 16 сурет және төрт сызбадан тұрады әрі 99 дереккөзге сүйенеді; белгілеулер біркелкі, қысқартулар жеке тізілімде жарияланған, суреттер оқылымды және құжат бойынша орналасу ретімен нөмірленген, ресімделуі қолданыстағы мемлекеттік стандартқа сәйкес.</w:t>
             </w:r>
           </w:p>
           <w:p>
@@ -4372,12 +4472,15 @@
                 <w:sz w:val="28"/>
                 <w:u w:val="none"/>
               </w:rPr>
-              <w:t>Алайда ерекше атап өтуге лайық нәрсе — нәтижелер хабарланатын тілдің тәртібі. Әрбір қорытынды қағидат өз ескертпесін тікелей қасында алып жүреді; сыртқы нәтижелер корпус сайын беріледі және ешқашан бір санға құйылмайды; табалдырықтан екі тармақ та өтетін жерде мәтін мұны айтады, өтуді ажыратушы нәтиже етіп көрсетпейді; өлшенген, жобаланған және теориялық модельденген нәрселердің арасындағы айырма дәйекті сақталады. Бұл томның оқырманы одан деректер қолдайтыннан күштірек тұжырым алып шығу қаупінде емес, ал бұл сирек кездесетін қасиет.</w:t>
+              <w:t>Алайда ерекше атап өтуге лайық нәрсе – нәтижелер хабарланатын тілдің тәртібі. Әрбір қорытынды қағидат өз ескертпесін тікелей қасында алып жүреді; сыртқы нәтижелер корпус сайын беріледі және ешқашан бір санға құйылмайды; табалдырықтан екі тармақ та өтетін жерде мәтін мұны айтады, өтуді ажыратушы нәтиже етіп көрсетпейді; өлшенген, жобаланған және теориялық модельденген нәрселердің арасындағы айырма дәйекті сақталады. Бұл томның оқырманы одан деректер қолдайтыннан күштірек тұжырым алып шығу қаупінде емес, ал бұл сирек кездесетін қасиет.</w:t>
             </w:r>
           </w:p>
         </w:tc>
       </w:tr>
       <w:tr>
+        <w:trPr>
+          <w:cantSplit/>
+        </w:trPr>
         <w:tc>
           <w:tcPr>
             <w:tcW w:type="dxa" w:w="583"/>
@@ -4484,7 +4587,7 @@
                 <w:sz w:val="28"/>
                 <w:u w:val="none"/>
               </w:rPr>
-              <w:t>3. Түсіндірілу экспериментінің бағдарламасы қазақстандық клиникалық корпуста назар карталарын сапалық зерттеуді жариялайды, ал бұл зерттеу орындалған жоқ; пиксел деңгейіндегі белгілеуге қатысты сандық жартысы толық орындалған және тиісті қағидатты қолдайды. Болмау фактісі ашылған — мұны мақұлдай отырып атап өтемін, — бірақ ол жарияланғаннан кейін кешірек ашылған. Оқырман болмайтын нәтижені күтіп қалмауы үшін оны сапалық құрауыш алғаш мәлімделетін жерде болашақ жұмыс деп белгілеген жөн.</w:t>
+              <w:t>3. Түсіндірілу экспериментінің бағдарламасы қазақстандық клиникалық корпуста назар карталарын сапалық зерттеуді жариялайды, ал бұл зерттеу орындалған жоқ; пиксел деңгейіндегі белгілеуге қатысты сандық жартысы толық орындалған және тиісті қағидатты қолдайды. Болмау фактісі ашылған – мұны мақұлдай отырып атап өтемін, – бірақ ол жарияланғаннан кейін кешірек ашылған. Оқырман болмайтын нәтижені күтіп қалмауы үшін оны сапалық құрауыш алғаш мәлімделетін жерде болашақ жұмыс деп белгілеген жөн.</w:t>
             </w:r>
           </w:p>
           <w:p>
@@ -4506,6 +4609,9 @@
         </w:tc>
       </w:tr>
       <w:tr>
+        <w:trPr>
+          <w:cantSplit/>
+        </w:trPr>
         <w:tc>
           <w:tcPr>
             <w:tcW w:type="dxa" w:w="583"/>
@@ -4596,7 +4702,7 @@
                 <w:sz w:val="28"/>
                 <w:u w:val="none"/>
               </w:rPr>
-              <w:t xml:space="preserve">1. Scopus индекстелетін журналдағы мақала — </w:t>
+              <w:t xml:space="preserve">1. Scopus индекстелетін журналдағы мақала – </w:t>
             </w:r>
             <w:r>
               <w:rPr>
@@ -4632,7 +4738,7 @@
                 <w:sz w:val="28"/>
                 <w:u w:val="none"/>
               </w:rPr>
-              <w:t xml:space="preserve">2. Scopus индекстелетін халықаралық конференция материалдарындағы баяндама — </w:t>
+              <w:t xml:space="preserve">2. Scopus индекстелетін халықаралық конференция материалдарындағы баяндама – </w:t>
             </w:r>
             <w:r>
               <w:rPr>
@@ -4744,12 +4850,15 @@
                 <w:sz w:val="28"/>
                 <w:u w:val="none"/>
               </w:rPr>
-              <w:t>Жарияланымдар диссертацияның негізгі бағыттарын — көз түбі кескіндерін жақсартуды, алдын ала өңдеу мен талдау әдістерін, денсаулық сақтаудың ақпараттық жүйесінің архитектурасын және көз түбі тіндеріне лазерлік әсерді математикалық модельдеуді — қамтиды, әрі онда келтірілген нәтижелер томда ұсынылғандармен үйлеседі. Олардың ғылыми деңгейі докторлық диссертацияны қорғауға қойылатын талаптарға сәйкес келеді.</w:t>
+              <w:t>Жарияланымдар диссертацияның негізгі бағыттарын – көз түбі кескіндерін жақсартуды, алдын ала өңдеу мен талдау әдістерін, денсаулық сақтаудың ақпараттық жүйесінің архитектурасын және көз түбі тіндеріне лазерлік әсерді математикалық модельдеуді – қамтиды, әрі онда келтірілген нәтижелер томда ұсынылғандармен үйлеседі. Олардың ғылыми деңгейі докторлық диссертацияны қорғауға қойылатын талаптарға сәйкес келеді.</w:t>
             </w:r>
           </w:p>
         </w:tc>
       </w:tr>
       <w:tr>
+        <w:trPr>
+          <w:cantSplit/>
+        </w:trPr>
         <w:tc>
           <w:tcPr>
             <w:tcW w:type="dxa" w:w="583"/>
@@ -4881,7 +4990,7 @@
           <w:sz w:val="28"/>
           <w:u w:val="none"/>
         </w:rPr>
-        <w:t xml:space="preserve"> «Компьютерлік өңдеу жүйесі және көз түбі деректерін талдаумен диабеттік ретинопатияны емдеу кезіндегі лазерлік коагуляцияны қолдау» тақырыбындағы диссертациясы «Дәрежелер беру қағидаларының» талаптарына жауап беретін аяқталған дербес ғылыми-зерттеу жұмысы болып табылады, ал оның авторы 8D06102 — «Компьютерлік және программалық инженерия» білім беру бағдарламасы бойынша философия докторы (PhD) дәрежесін беру туралы Комитет алдында өтініш білдіруге лайықты.</w:t>
+        <w:t xml:space="preserve"> «Компьютерлік өңдеу жүйесі және көз түбі деректерін талдаумен диабеттік ретинопатияны емдеу кезіндегі лазерлік коагуляцияны қолдау» тақырыбындағы диссертациясы «Дәрежелер беру қағидаларының» талаптарына жауап беретін аяқталған дербес ғылыми-зерттеу жұмысы болып табылады, ал оның авторы 8D06102 – «Компьютерлік және программалық инженерия» білім беру бағдарламасы бойынша философия докторы (PhD) дәрежесін беру туралы Комитет алдында өтініш білдіруге лайықты.</w:t>
       </w:r>
     </w:p>
     <w:p>

--- a/defense/docs/reviews/official_reviewer_2_review_kz.docx
+++ b/defense/docs/reviews/official_reviewer_2_review_kz.docx
@@ -3882,7 +3882,7 @@
                 <w:sz w:val="28"/>
                 <w:u w:val="none"/>
               </w:rPr>
-              <w:t>99 атаудан тұратын дереккөздер тізімі жеткілікті әрі пәнге сай.</w:t>
+              <w:t>102 атаудан тұратын дереккөздер тізімі жеткілікті әрі пәнге сай.</w:t>
             </w:r>
           </w:p>
           <w:p>
@@ -4456,7 +4456,7 @@
                 <w:sz w:val="28"/>
                 <w:u w:val="none"/>
               </w:rPr>
-              <w:t>Том 117 бетте баяндалған, 19 кесте, 16 сурет және төрт сызбадан тұрады әрі 99 дереккөзге сүйенеді; белгілеулер біркелкі, қысқартулар жеке тізілімде жарияланған, суреттер оқылымды және құжат бойынша орналасу ретімен нөмірленген, ресімделуі қолданыстағы мемлекеттік стандартқа сәйкес.</w:t>
+              <w:t>Том 118 бетте баяндалған, 19 кесте, 16 сурет және төрт сызбадан тұрады әрі 102 дереккөзге сүйенеді; белгілеулер біркелкі, қысқартулар жеке тізілімде жарияланған, суреттер оқылымды және құжат бойынша орналасу ретімен нөмірленген, ресімделуі қолданыстағы мемлекеттік стандартқа сәйкес.</w:t>
             </w:r>
           </w:p>
           <w:p>

--- a/defense/docs/reviews/official_reviewer_2_review_kz.docx
+++ b/defense/docs/reviews/official_reviewer_2_review_kz.docx
@@ -4456,7 +4456,7 @@
                 <w:sz w:val="28"/>
                 <w:u w:val="none"/>
               </w:rPr>
-              <w:t>Том 118 бетте баяндалған, 19 кесте, 16 сурет және төрт сызбадан тұрады әрі 102 дереккөзге сүйенеді; белгілеулер біркелкі, қысқартулар жеке тізілімде жарияланған, суреттер оқылымды және құжат бойынша орналасу ретімен нөмірленген, ресімделуі қолданыстағы мемлекеттік стандартқа сәйкес.</w:t>
+              <w:t>Том 113 бетте баяндалған, 19 кесте, 16 сурет және төрт сызбадан тұрады әрі 102 дереккөзге сүйенеді; белгілеулер біркелкі, қысқартулар жеке тізілімде жарияланған, суреттер оқылымды және құжат бойынша орналасу ретімен нөмірленген, ресімделуі қолданыстағы мемлекеттік стандартқа сәйкес.</w:t>
             </w:r>
           </w:p>
           <w:p>

--- a/defense/docs/reviews/official_reviewer_2_review_kz.docx
+++ b/defense/docs/reviews/official_reviewer_2_review_kz.docx
@@ -32,7 +32,7 @@
           <w:sz w:val="28"/>
           <w:u w:val="none"/>
         </w:rPr>
-        <w:t>8D06102 – «Компьютерлік және программалық инженерия» білім беру бағдарламасы бойынша философия докторы (PhD) дәрежесін алу үшін ұсынылған «Компьютерлік өңдеу жүйесі және көз түбі деректерін талдаумен диабеттік ретинопатияны емдеу кезіндегі лазерлік коагуляцияны қолдау» тақырыбындағы Есмухамедов Нұрмағанбет Сейтқалиұлының диссертациялық жұмысына</w:t>
+        <w:t>8D06102 – «Компьютерлік және программалық инженерия» білім беру бағдарламасы бойынша философия докторы (PhD) дәрежесін алу үшін ұсынылған «Оптикалық когерентті томографиялық кескіндерді пайдалана отырып, тереңдетіп оқыту негізінде көз торының ауруларын автоматты түрде анықтаудың ақпараттық жүйесі» тақырыбындағы Есмухамедов Нұрмағанбет Сейтқалиұлының диссертациялық жұмысына</w:t>
       </w:r>
     </w:p>
     <w:tbl>
@@ -4990,7 +4990,7 @@
           <w:sz w:val="28"/>
           <w:u w:val="none"/>
         </w:rPr>
-        <w:t xml:space="preserve"> «Компьютерлік өңдеу жүйесі және көз түбі деректерін талдаумен диабеттік ретинопатияны емдеу кезіндегі лазерлік коагуляцияны қолдау» тақырыбындағы диссертациясы «Дәрежелер беру қағидаларының» талаптарына жауап беретін аяқталған дербес ғылыми-зерттеу жұмысы болып табылады, ал оның авторы 8D06102 – «Компьютерлік және программалық инженерия» білім беру бағдарламасы бойынша философия докторы (PhD) дәрежесін беру туралы Комитет алдында өтініш білдіруге лайықты.</w:t>
+        <w:t xml:space="preserve"> «Оптикалық когерентті томографиялық кескіндерді пайдалана отырып, тереңдетіп оқыту негізінде көз торының ауруларын автоматты түрде анықтаудың ақпараттық жүйесі» тақырыбындағы диссертациясы «Дәрежелер беру қағидаларының» талаптарына жауап беретін аяқталған дербес ғылыми-зерттеу жұмысы болып табылады, ал оның авторы 8D06102 – «Компьютерлік және программалық инженерия» білім беру бағдарламасы бойынша философия докторы (PhD) дәрежесін беру туралы Комитет алдында өтініш білдіруге лайықты.</w:t>
       </w:r>
     </w:p>
     <w:p>

--- a/defense/docs/reviews/official_reviewer_2_review_kz.docx
+++ b/defense/docs/reviews/official_reviewer_2_review_kz.docx
@@ -40,15 +40,14 @@
         <w:tblStyle w:val="TableGrid"/>
         <w:tblW w:type="auto" w:w="0"/>
         <w:jc w:val="center"/>
-        <w:tblLayout w:type="fixed"/>
         <w:tblLook w:firstColumn="1" w:firstRow="1" w:lastColumn="0" w:lastRow="0" w:noHBand="0" w:noVBand="1" w:val="04A0"/>
         <w:tblLayout w:type="fixed"/>
       </w:tblPr>
       <w:tblGrid>
-        <w:gridCol w:w="3642"/>
-        <w:gridCol w:w="3642"/>
-        <w:gridCol w:w="3642"/>
-        <w:gridCol w:w="3642"/>
+        <w:gridCol w:w="729"/>
+        <w:gridCol w:w="2477"/>
+        <w:gridCol w:w="3497"/>
+        <w:gridCol w:w="7868"/>
       </w:tblGrid>
       <w:tr>
         <w:trPr>
@@ -57,7 +56,7 @@
         </w:trPr>
         <w:tc>
           <w:tcPr>
-            <w:tcW w:type="dxa" w:w="583"/>
+            <w:tcW w:type="dxa" w:w="729"/>
           </w:tcPr>
           <w:p>
             <w:pPr>
@@ -101,7 +100,7 @@
         </w:tc>
         <w:tc>
           <w:tcPr>
-            <w:tcW w:type="dxa" w:w="3643"/>
+            <w:tcW w:type="dxa" w:w="3497"/>
           </w:tcPr>
           <w:p>
             <w:pPr>
@@ -145,12 +144,9 @@
         </w:tc>
       </w:tr>
       <w:tr>
-        <w:trPr>
-          <w:cantSplit/>
-        </w:trPr>
         <w:tc>
           <w:tcPr>
-            <w:tcW w:type="dxa" w:w="583"/>
+            <w:tcW w:type="dxa" w:w="729"/>
           </w:tcPr>
           <w:p>
             <w:pPr>
@@ -194,7 +190,7 @@
         </w:tc>
         <w:tc>
           <w:tcPr>
-            <w:tcW w:type="dxa" w:w="3643"/>
+            <w:tcW w:type="dxa" w:w="3497"/>
           </w:tcPr>
           <w:p>
             <w:pPr>
@@ -366,12 +362,9 @@
         </w:tc>
       </w:tr>
       <w:tr>
-        <w:trPr>
-          <w:cantSplit/>
-        </w:trPr>
         <w:tc>
           <w:tcPr>
-            <w:tcW w:type="dxa" w:w="583"/>
+            <w:tcW w:type="dxa" w:w="729"/>
           </w:tcPr>
           <w:p>
             <w:pPr>
@@ -415,7 +408,7 @@
         </w:tc>
         <w:tc>
           <w:tcPr>
-            <w:tcW w:type="dxa" w:w="3643"/>
+            <w:tcW w:type="dxa" w:w="3497"/>
           </w:tcPr>
           <w:p>
             <w:pPr>
@@ -515,12 +508,9 @@
         </w:tc>
       </w:tr>
       <w:tr>
-        <w:trPr>
-          <w:cantSplit/>
-        </w:trPr>
         <w:tc>
           <w:tcPr>
-            <w:tcW w:type="dxa" w:w="583"/>
+            <w:tcW w:type="dxa" w:w="729"/>
           </w:tcPr>
           <w:p>
             <w:pPr>
@@ -564,7 +554,7 @@
         </w:tc>
         <w:tc>
           <w:tcPr>
-            <w:tcW w:type="dxa" w:w="3643"/>
+            <w:tcW w:type="dxa" w:w="3497"/>
           </w:tcPr>
           <w:p>
             <w:pPr>
@@ -698,12 +688,9 @@
         </w:tc>
       </w:tr>
       <w:tr>
-        <w:trPr>
-          <w:cantSplit/>
-        </w:trPr>
         <w:tc>
           <w:tcPr>
-            <w:tcW w:type="dxa" w:w="583"/>
+            <w:tcW w:type="dxa" w:w="729"/>
             <w:vMerge w:val="restart"/>
           </w:tcPr>
           <w:p>
@@ -805,7 +792,7 @@
         </w:tc>
         <w:tc>
           <w:tcPr>
-            <w:tcW w:type="dxa" w:w="3643"/>
+            <w:tcW w:type="dxa" w:w="3497"/>
           </w:tcPr>
           <w:p>
             <w:pPr>
@@ -907,12 +894,9 @@
         </w:tc>
       </w:tr>
       <w:tr>
-        <w:trPr>
-          <w:cantSplit/>
-        </w:trPr>
         <w:tc>
           <w:tcPr>
-            <w:tcW w:type="dxa" w:w="583"/>
+            <w:tcW w:type="dxa" w:w="729"/>
             <w:vMerge/>
           </w:tcPr>
           <w:p/>
@@ -926,7 +910,7 @@
         </w:tc>
         <w:tc>
           <w:tcPr>
-            <w:tcW w:type="dxa" w:w="3643"/>
+            <w:tcW w:type="dxa" w:w="3497"/>
           </w:tcPr>
           <w:p>
             <w:pPr>
@@ -1028,12 +1012,9 @@
         </w:tc>
       </w:tr>
       <w:tr>
-        <w:trPr>
-          <w:cantSplit/>
-        </w:trPr>
         <w:tc>
           <w:tcPr>
-            <w:tcW w:type="dxa" w:w="583"/>
+            <w:tcW w:type="dxa" w:w="729"/>
             <w:vMerge/>
           </w:tcPr>
           <w:p/>
@@ -1047,7 +1028,7 @@
         </w:tc>
         <w:tc>
           <w:tcPr>
-            <w:tcW w:type="dxa" w:w="3643"/>
+            <w:tcW w:type="dxa" w:w="3497"/>
           </w:tcPr>
           <w:p>
             <w:pPr>
@@ -1149,12 +1130,9 @@
         </w:tc>
       </w:tr>
       <w:tr>
-        <w:trPr>
-          <w:cantSplit/>
-        </w:trPr>
         <w:tc>
           <w:tcPr>
-            <w:tcW w:type="dxa" w:w="583"/>
+            <w:tcW w:type="dxa" w:w="729"/>
             <w:vMerge/>
           </w:tcPr>
           <w:p/>
@@ -1168,7 +1146,7 @@
         </w:tc>
         <w:tc>
           <w:tcPr>
-            <w:tcW w:type="dxa" w:w="3643"/>
+            <w:tcW w:type="dxa" w:w="3497"/>
           </w:tcPr>
           <w:p>
             <w:pPr>
@@ -1270,12 +1248,9 @@
         </w:tc>
       </w:tr>
       <w:tr>
-        <w:trPr>
-          <w:cantSplit/>
-        </w:trPr>
         <w:tc>
           <w:tcPr>
-            <w:tcW w:type="dxa" w:w="583"/>
+            <w:tcW w:type="dxa" w:w="729"/>
             <w:vMerge/>
           </w:tcPr>
           <w:p/>
@@ -1289,7 +1264,7 @@
         </w:tc>
         <w:tc>
           <w:tcPr>
-            <w:tcW w:type="dxa" w:w="3643"/>
+            <w:tcW w:type="dxa" w:w="3497"/>
           </w:tcPr>
           <w:p>
             <w:pPr>
@@ -1391,12 +1366,9 @@
         </w:tc>
       </w:tr>
       <w:tr>
-        <w:trPr>
-          <w:cantSplit/>
-        </w:trPr>
         <w:tc>
           <w:tcPr>
-            <w:tcW w:type="dxa" w:w="583"/>
+            <w:tcW w:type="dxa" w:w="729"/>
             <w:vMerge w:val="restart"/>
           </w:tcPr>
           <w:p>
@@ -1470,7 +1442,7 @@
         </w:tc>
         <w:tc>
           <w:tcPr>
-            <w:tcW w:type="dxa" w:w="3643"/>
+            <w:tcW w:type="dxa" w:w="3497"/>
           </w:tcPr>
           <w:p>
             <w:pPr>
@@ -1588,12 +1560,9 @@
         </w:tc>
       </w:tr>
       <w:tr>
-        <w:trPr>
-          <w:cantSplit/>
-        </w:trPr>
         <w:tc>
           <w:tcPr>
-            <w:tcW w:type="dxa" w:w="583"/>
+            <w:tcW w:type="dxa" w:w="729"/>
             <w:vMerge/>
           </w:tcPr>
           <w:p/>
@@ -1607,7 +1576,7 @@
         </w:tc>
         <w:tc>
           <w:tcPr>
-            <w:tcW w:type="dxa" w:w="3643"/>
+            <w:tcW w:type="dxa" w:w="3497"/>
           </w:tcPr>
           <w:p>
             <w:pPr>
@@ -1709,12 +1678,9 @@
         </w:tc>
       </w:tr>
       <w:tr>
-        <w:trPr>
-          <w:cantSplit/>
-        </w:trPr>
         <w:tc>
           <w:tcPr>
-            <w:tcW w:type="dxa" w:w="583"/>
+            <w:tcW w:type="dxa" w:w="729"/>
             <w:vMerge/>
           </w:tcPr>
           <w:p/>
@@ -1728,7 +1694,7 @@
         </w:tc>
         <w:tc>
           <w:tcPr>
-            <w:tcW w:type="dxa" w:w="3643"/>
+            <w:tcW w:type="dxa" w:w="3497"/>
           </w:tcPr>
           <w:p>
             <w:pPr>
@@ -1830,12 +1796,9 @@
         </w:tc>
       </w:tr>
       <w:tr>
-        <w:trPr>
-          <w:cantSplit/>
-        </w:trPr>
         <w:tc>
           <w:tcPr>
-            <w:tcW w:type="dxa" w:w="583"/>
+            <w:tcW w:type="dxa" w:w="729"/>
           </w:tcPr>
           <w:p>
             <w:pPr>
@@ -1879,7 +1842,7 @@
         </w:tc>
         <w:tc>
           <w:tcPr>
-            <w:tcW w:type="dxa" w:w="3643"/>
+            <w:tcW w:type="dxa" w:w="3497"/>
           </w:tcPr>
           <w:p>
             <w:pPr>
@@ -1959,12 +1922,9 @@
         </w:tc>
       </w:tr>
       <w:tr>
-        <w:trPr>
-          <w:cantSplit/>
-        </w:trPr>
         <w:tc>
           <w:tcPr>
-            <w:tcW w:type="dxa" w:w="583"/>
+            <w:tcW w:type="dxa" w:w="729"/>
             <w:vMerge w:val="restart"/>
           </w:tcPr>
           <w:p>
@@ -2150,7 +2110,7 @@
         </w:tc>
         <w:tc>
           <w:tcPr>
-            <w:tcW w:type="dxa" w:w="3643"/>
+            <w:tcW w:type="dxa" w:w="3497"/>
             <w:vMerge w:val="restart"/>
           </w:tcPr>
           <w:p>
@@ -2403,12 +2363,9 @@
         </w:tc>
       </w:tr>
       <w:tr>
-        <w:trPr>
-          <w:cantSplit/>
-        </w:trPr>
         <w:tc>
           <w:tcPr>
-            <w:tcW w:type="dxa" w:w="583"/>
+            <w:tcW w:type="dxa" w:w="729"/>
             <w:vMerge/>
           </w:tcPr>
           <w:p/>
@@ -2422,7 +2379,7 @@
         </w:tc>
         <w:tc>
           <w:tcPr>
-            <w:tcW w:type="dxa" w:w="3643"/>
+            <w:tcW w:type="dxa" w:w="3497"/>
             <w:vMerge/>
           </w:tcPr>
           <w:p/>
@@ -2493,12 +2450,9 @@
         </w:tc>
       </w:tr>
       <w:tr>
-        <w:trPr>
-          <w:cantSplit/>
-        </w:trPr>
         <w:tc>
           <w:tcPr>
-            <w:tcW w:type="dxa" w:w="583"/>
+            <w:tcW w:type="dxa" w:w="729"/>
             <w:vMerge/>
           </w:tcPr>
           <w:p/>
@@ -2512,7 +2466,7 @@
         </w:tc>
         <w:tc>
           <w:tcPr>
-            <w:tcW w:type="dxa" w:w="3643"/>
+            <w:tcW w:type="dxa" w:w="3497"/>
             <w:vMerge/>
           </w:tcPr>
           <w:p/>
@@ -2583,12 +2537,9 @@
         </w:tc>
       </w:tr>
       <w:tr>
-        <w:trPr>
-          <w:cantSplit/>
-        </w:trPr>
         <w:tc>
           <w:tcPr>
-            <w:tcW w:type="dxa" w:w="583"/>
+            <w:tcW w:type="dxa" w:w="729"/>
             <w:vMerge/>
           </w:tcPr>
           <w:p/>
@@ -2602,7 +2553,7 @@
         </w:tc>
         <w:tc>
           <w:tcPr>
-            <w:tcW w:type="dxa" w:w="3643"/>
+            <w:tcW w:type="dxa" w:w="3497"/>
             <w:vMerge/>
           </w:tcPr>
           <w:p/>
@@ -2673,12 +2624,9 @@
         </w:tc>
       </w:tr>
       <w:tr>
-        <w:trPr>
-          <w:cantSplit/>
-        </w:trPr>
         <w:tc>
           <w:tcPr>
-            <w:tcW w:type="dxa" w:w="583"/>
+            <w:tcW w:type="dxa" w:w="729"/>
             <w:vMerge/>
           </w:tcPr>
           <w:p/>
@@ -2692,7 +2640,7 @@
         </w:tc>
         <w:tc>
           <w:tcPr>
-            <w:tcW w:type="dxa" w:w="3643"/>
+            <w:tcW w:type="dxa" w:w="3497"/>
             <w:vMerge/>
           </w:tcPr>
           <w:p/>
@@ -2763,12 +2711,9 @@
         </w:tc>
       </w:tr>
       <w:tr>
-        <w:trPr>
-          <w:cantSplit/>
-        </w:trPr>
         <w:tc>
           <w:tcPr>
-            <w:tcW w:type="dxa" w:w="583"/>
+            <w:tcW w:type="dxa" w:w="729"/>
             <w:vMerge/>
           </w:tcPr>
           <w:p/>
@@ -2782,7 +2727,7 @@
         </w:tc>
         <w:tc>
           <w:tcPr>
-            <w:tcW w:type="dxa" w:w="3643"/>
+            <w:tcW w:type="dxa" w:w="3497"/>
             <w:vMerge/>
           </w:tcPr>
           <w:p/>
@@ -2853,12 +2798,9 @@
         </w:tc>
       </w:tr>
       <w:tr>
-        <w:trPr>
-          <w:cantSplit/>
-        </w:trPr>
         <w:tc>
           <w:tcPr>
-            <w:tcW w:type="dxa" w:w="583"/>
+            <w:tcW w:type="dxa" w:w="729"/>
             <w:vMerge/>
           </w:tcPr>
           <w:p/>
@@ -2872,7 +2814,7 @@
         </w:tc>
         <w:tc>
           <w:tcPr>
-            <w:tcW w:type="dxa" w:w="3643"/>
+            <w:tcW w:type="dxa" w:w="3497"/>
             <w:vMerge/>
           </w:tcPr>
           <w:p/>
@@ -2943,12 +2885,9 @@
         </w:tc>
       </w:tr>
       <w:tr>
-        <w:trPr>
-          <w:cantSplit/>
-        </w:trPr>
         <w:tc>
           <w:tcPr>
-            <w:tcW w:type="dxa" w:w="583"/>
+            <w:tcW w:type="dxa" w:w="729"/>
             <w:vMerge/>
           </w:tcPr>
           <w:p/>
@@ -2962,7 +2901,7 @@
         </w:tc>
         <w:tc>
           <w:tcPr>
-            <w:tcW w:type="dxa" w:w="3643"/>
+            <w:tcW w:type="dxa" w:w="3497"/>
             <w:vMerge/>
           </w:tcPr>
           <w:p/>
@@ -3033,12 +2972,9 @@
         </w:tc>
       </w:tr>
       <w:tr>
-        <w:trPr>
-          <w:cantSplit/>
-        </w:trPr>
         <w:tc>
           <w:tcPr>
-            <w:tcW w:type="dxa" w:w="583"/>
+            <w:tcW w:type="dxa" w:w="729"/>
             <w:vMerge/>
           </w:tcPr>
           <w:p/>
@@ -3052,7 +2988,7 @@
         </w:tc>
         <w:tc>
           <w:tcPr>
-            <w:tcW w:type="dxa" w:w="3643"/>
+            <w:tcW w:type="dxa" w:w="3497"/>
             <w:vMerge/>
           </w:tcPr>
           <w:p/>
@@ -3123,12 +3059,9 @@
         </w:tc>
       </w:tr>
       <w:tr>
-        <w:trPr>
-          <w:cantSplit/>
-        </w:trPr>
         <w:tc>
           <w:tcPr>
-            <w:tcW w:type="dxa" w:w="583"/>
+            <w:tcW w:type="dxa" w:w="729"/>
             <w:vMerge/>
           </w:tcPr>
           <w:p/>
@@ -3142,7 +3075,7 @@
         </w:tc>
         <w:tc>
           <w:tcPr>
-            <w:tcW w:type="dxa" w:w="3643"/>
+            <w:tcW w:type="dxa" w:w="3497"/>
             <w:vMerge/>
           </w:tcPr>
           <w:p/>
@@ -3213,12 +3146,9 @@
         </w:tc>
       </w:tr>
       <w:tr>
-        <w:trPr>
-          <w:cantSplit/>
-        </w:trPr>
         <w:tc>
           <w:tcPr>
-            <w:tcW w:type="dxa" w:w="583"/>
+            <w:tcW w:type="dxa" w:w="729"/>
             <w:vMerge/>
           </w:tcPr>
           <w:p/>
@@ -3232,7 +3162,7 @@
         </w:tc>
         <w:tc>
           <w:tcPr>
-            <w:tcW w:type="dxa" w:w="3643"/>
+            <w:tcW w:type="dxa" w:w="3497"/>
             <w:vMerge/>
           </w:tcPr>
           <w:p/>
@@ -3319,12 +3249,9 @@
         </w:tc>
       </w:tr>
       <w:tr>
-        <w:trPr>
-          <w:cantSplit/>
-        </w:trPr>
         <w:tc>
           <w:tcPr>
-            <w:tcW w:type="dxa" w:w="583"/>
+            <w:tcW w:type="dxa" w:w="729"/>
             <w:vMerge w:val="restart"/>
           </w:tcPr>
           <w:p>
@@ -3426,7 +3353,7 @@
         </w:tc>
         <w:tc>
           <w:tcPr>
-            <w:tcW w:type="dxa" w:w="3643"/>
+            <w:tcW w:type="dxa" w:w="3497"/>
           </w:tcPr>
           <w:p>
             <w:pPr>
@@ -3512,12 +3439,9 @@
         </w:tc>
       </w:tr>
       <w:tr>
-        <w:trPr>
-          <w:cantSplit/>
-        </w:trPr>
         <w:tc>
           <w:tcPr>
-            <w:tcW w:type="dxa" w:w="583"/>
+            <w:tcW w:type="dxa" w:w="729"/>
             <w:vMerge/>
           </w:tcPr>
           <w:p/>
@@ -3531,7 +3455,7 @@
         </w:tc>
         <w:tc>
           <w:tcPr>
-            <w:tcW w:type="dxa" w:w="3643"/>
+            <w:tcW w:type="dxa" w:w="3497"/>
           </w:tcPr>
           <w:p>
             <w:pPr>
@@ -3617,12 +3541,9 @@
         </w:tc>
       </w:tr>
       <w:tr>
-        <w:trPr>
-          <w:cantSplit/>
-        </w:trPr>
         <w:tc>
           <w:tcPr>
-            <w:tcW w:type="dxa" w:w="583"/>
+            <w:tcW w:type="dxa" w:w="729"/>
             <w:vMerge/>
           </w:tcPr>
           <w:p/>
@@ -3636,7 +3557,7 @@
         </w:tc>
         <w:tc>
           <w:tcPr>
-            <w:tcW w:type="dxa" w:w="3643"/>
+            <w:tcW w:type="dxa" w:w="3497"/>
           </w:tcPr>
           <w:p>
             <w:pPr>
@@ -3722,12 +3643,9 @@
         </w:tc>
       </w:tr>
       <w:tr>
-        <w:trPr>
-          <w:cantSplit/>
-        </w:trPr>
         <w:tc>
           <w:tcPr>
-            <w:tcW w:type="dxa" w:w="583"/>
+            <w:tcW w:type="dxa" w:w="729"/>
             <w:vMerge/>
           </w:tcPr>
           <w:p/>
@@ -3741,7 +3659,7 @@
         </w:tc>
         <w:tc>
           <w:tcPr>
-            <w:tcW w:type="dxa" w:w="3643"/>
+            <w:tcW w:type="dxa" w:w="3497"/>
           </w:tcPr>
           <w:p>
             <w:pPr>
@@ -3805,12 +3723,9 @@
         </w:tc>
       </w:tr>
       <w:tr>
-        <w:trPr>
-          <w:cantSplit/>
-        </w:trPr>
         <w:tc>
           <w:tcPr>
-            <w:tcW w:type="dxa" w:w="583"/>
+            <w:tcW w:type="dxa" w:w="729"/>
             <w:vMerge/>
           </w:tcPr>
           <w:p/>
@@ -3824,7 +3739,7 @@
         </w:tc>
         <w:tc>
           <w:tcPr>
-            <w:tcW w:type="dxa" w:w="3643"/>
+            <w:tcW w:type="dxa" w:w="3497"/>
           </w:tcPr>
           <w:p>
             <w:pPr>
@@ -3904,12 +3819,9 @@
         </w:tc>
       </w:tr>
       <w:tr>
-        <w:trPr>
-          <w:cantSplit/>
-        </w:trPr>
         <w:tc>
           <w:tcPr>
-            <w:tcW w:type="dxa" w:w="583"/>
+            <w:tcW w:type="dxa" w:w="729"/>
             <w:vMerge w:val="restart"/>
           </w:tcPr>
           <w:p>
@@ -3983,7 +3895,7 @@
         </w:tc>
         <w:tc>
           <w:tcPr>
-            <w:tcW w:type="dxa" w:w="3643"/>
+            <w:tcW w:type="dxa" w:w="3497"/>
           </w:tcPr>
           <w:p>
             <w:pPr>
@@ -4069,12 +3981,9 @@
         </w:tc>
       </w:tr>
       <w:tr>
-        <w:trPr>
-          <w:cantSplit/>
-        </w:trPr>
         <w:tc>
           <w:tcPr>
-            <w:tcW w:type="dxa" w:w="583"/>
+            <w:tcW w:type="dxa" w:w="729"/>
             <w:vMerge/>
           </w:tcPr>
           <w:p/>
@@ -4088,7 +3997,7 @@
         </w:tc>
         <w:tc>
           <w:tcPr>
-            <w:tcW w:type="dxa" w:w="3643"/>
+            <w:tcW w:type="dxa" w:w="3497"/>
           </w:tcPr>
           <w:p>
             <w:pPr>
@@ -4174,12 +4083,9 @@
         </w:tc>
       </w:tr>
       <w:tr>
-        <w:trPr>
-          <w:cantSplit/>
-        </w:trPr>
         <w:tc>
           <w:tcPr>
-            <w:tcW w:type="dxa" w:w="583"/>
+            <w:tcW w:type="dxa" w:w="729"/>
             <w:vMerge/>
           </w:tcPr>
           <w:p/>
@@ -4193,7 +4099,7 @@
         </w:tc>
         <w:tc>
           <w:tcPr>
-            <w:tcW w:type="dxa" w:w="3643"/>
+            <w:tcW w:type="dxa" w:w="3497"/>
           </w:tcPr>
           <w:p>
             <w:pPr>
@@ -4295,12 +4201,9 @@
         </w:tc>
       </w:tr>
       <w:tr>
-        <w:trPr>
-          <w:cantSplit/>
-        </w:trPr>
         <w:tc>
           <w:tcPr>
-            <w:tcW w:type="dxa" w:w="583"/>
+            <w:tcW w:type="dxa" w:w="729"/>
           </w:tcPr>
           <w:p>
             <w:pPr>
@@ -4344,7 +4247,7 @@
         </w:tc>
         <w:tc>
           <w:tcPr>
-            <w:tcW w:type="dxa" w:w="3643"/>
+            <w:tcW w:type="dxa" w:w="3497"/>
           </w:tcPr>
           <w:p>
             <w:pPr>
@@ -4478,12 +4381,9 @@
         </w:tc>
       </w:tr>
       <w:tr>
-        <w:trPr>
-          <w:cantSplit/>
-        </w:trPr>
         <w:tc>
           <w:tcPr>
-            <w:tcW w:type="dxa" w:w="583"/>
+            <w:tcW w:type="dxa" w:w="729"/>
           </w:tcPr>
           <w:p>
             <w:pPr>
@@ -4527,7 +4427,7 @@
         </w:tc>
         <w:tc>
           <w:tcPr>
-            <w:tcW w:type="dxa" w:w="3643"/>
+            <w:tcW w:type="dxa" w:w="3497"/>
           </w:tcPr>
           <w:p>
             <w:pPr>
@@ -4609,12 +4509,9 @@
         </w:tc>
       </w:tr>
       <w:tr>
-        <w:trPr>
-          <w:cantSplit/>
-        </w:trPr>
         <w:tc>
           <w:tcPr>
-            <w:tcW w:type="dxa" w:w="583"/>
+            <w:tcW w:type="dxa" w:w="729"/>
           </w:tcPr>
           <w:p>
             <w:pPr>
@@ -4658,7 +4555,7 @@
         </w:tc>
         <w:tc>
           <w:tcPr>
-            <w:tcW w:type="dxa" w:w="3643"/>
+            <w:tcW w:type="dxa" w:w="3497"/>
           </w:tcPr>
           <w:p>
             <w:pPr>
@@ -4856,12 +4753,9 @@
         </w:tc>
       </w:tr>
       <w:tr>
-        <w:trPr>
-          <w:cantSplit/>
-        </w:trPr>
         <w:tc>
           <w:tcPr>
-            <w:tcW w:type="dxa" w:w="583"/>
+            <w:tcW w:type="dxa" w:w="729"/>
           </w:tcPr>
           <w:p>
             <w:pPr>
@@ -4905,7 +4799,7 @@
         </w:tc>
         <w:tc>
           <w:tcPr>
-            <w:tcW w:type="dxa" w:w="3643"/>
+            <w:tcW w:type="dxa" w:w="3497"/>
           </w:tcPr>
           <w:p>
             <w:pPr>
